--- a/overlock-seams-that-stop-fraying.docx
+++ b/overlock-seams-that-stop-fraying.docx
@@ -2,7 +2,7 @@
 <file path=word/document.xml><?xml version="1.0" encoding="utf-8"?>
 <w:document xmlns:w="http://schemas.openxmlformats.org/wordprocessingml/2006/main" xmlns:m="http://schemas.openxmlformats.org/officeDocument/2006/math" xmlns:r="http://schemas.openxmlformats.org/officeDocument/2006/relationships" xmlns:o="urn:schemas-microsoft-com:office:office" xmlns:v="urn:schemas-microsoft-com:vml" xmlns:w10="urn:schemas-microsoft-com:office:word" xmlns:a="http://schemas.openxmlformats.org/drawingml/2006/main" xmlns:pic="http://schemas.openxmlformats.org/drawingml/2006/picture" xmlns:wp="http://schemas.openxmlformats.org/drawingml/2006/wordprocessingDrawing">
   <w:body>
-    <w:bookmarkStart w:id="43" w:name="overlock-seams-that-stop-fraying"/>
+    <w:bookmarkStart w:id="46" w:name="overlock-seams-that-stop-fraying"/>
     <w:p>
       <w:pPr>
         <w:pStyle w:val="Heading1"/>
@@ -16,7 +16,7 @@
         <w:pStyle w:val="FirstParagraph"/>
       </w:pPr>
       <w:r>
-        <w:t xml:space="preserve">An overlocker wraps a cut edge. The loopers lay thread over the cut from both sides and the needle pins those loops to the cloth a few millimetres in, so the yarns are held by being pinched between thread and cloth, and on a firm weave that’s enough to keep an edge intact for the life of the garment. For a seam allowance on a woven, the three-thread stitch at 2.5 mm or shorter is the one that does this.</w:t>
+        <w:t xml:space="preserve">An overlocker, or serger as it’s called in North America, wraps a cut edge. The loopers lay thread over the cut from both sides and the needle pins those loops to the cloth a few millimetres in, so the yarns are held by being pinched between thread and cloth, and on a firm weave that’s enough to keep an edge intact for the life of the garment. For a seam allowance on a woven, the three-thread stitch at 2.5 mm or shorter is the one that does this.</w:t>
       </w:r>
     </w:p>
     <w:p>
@@ -75,7 +75,7 @@
         <w:pStyle w:val="BodyText"/>
       </w:pPr>
       <w:r>
-        <w:t xml:space="preserve">Overlock stitches are just threads looped through each other, with no knot anywhere. Snip the chain flush at a seam end and let the right thread catch on something, and the loops let go one after another along the seam. What you see is a bare, clean-cut stretch starting at a seam end, a hem edge or a clipped curve, with the overlocking intact beyond it; the bare bit usually isn’t fuzzy yet, because the stitches left before the cloth had time to shed. Either the tail was trimmed flush, or a crossing seam that was supposed to lock the end never got sewn.</w:t>
+        <w:t xml:space="preserve">Overlock stitches are just threads looped through each other, with no knot anywhere. Snip the chain flush at a seam end and let the wrong thread catch on something, and the loops let go one after another along the seam. What you see is a bare, clean-cut stretch starting at a seam end, a hem edge or a clipped curve, with the overlocking intact beyond it; the bare bit usually isn’t fuzzy yet, because the stitches left before the cloth had time to shed. Either the tail was trimmed flush, or a crossing seam that was supposed to lock the end never got sewn.</w:t>
       </w:r>
     </w:p>
     <w:p>
@@ -106,7 +106,7 @@
         <w:t xml:space="preserve">”</w:t>
       </w:r>
       <w:r>
-        <w:t xml:space="preserve">. The seams were a three-thread overlock and nothing else; in retrospect she’d have used four threads, and run a straight stitch along the back, side and front panel seams. Taking it out to wear a second time, she found the back seam coming apart in places and holes forming at the stitch line in several places along the side seams. The stitching itself had held:</w:t>
+        <w:t xml:space="preserve">. The seams were a three-thread overlock and nothing else; in retrospect she’d have used four threads, and run a straight stitch along the back, side and front panel seams. Taking it out to wear a second time, she found the back seam coming apart in places and holes forming at the stitch line along the side seams. The stitching itself had held:</w:t>
       </w:r>
       <w:r>
         <w:t xml:space="preserve"> </w:t>
@@ -473,7 +473,7 @@
         <w:pStyle w:val="FirstParagraph"/>
       </w:pPr>
       <w:r>
-        <w:t xml:space="preserve">The two looper threads should meet right on the cut edge. If one is being pulled across to the other face of the fabric, tighten the looper whose thread is wandering, or loosen the one that’s pulling it. If the stitches look open and the seam gapes when you stretch it, the needle thread is too loose. The numbers in a manual are a starting point: the MO-4S manual gives its rolled hem as needle 3-5, upper looper 4-6 and lower looper 6-8 at a stitch length of 1.5-2, and then says the tensions may need adjusting for the fabric and thread.</w:t>
+        <w:t xml:space="preserve">The two looper threads should meet right on the cut edge. If one is being pulled across to the other face of the fabric, tighten the looper whose thread is wandering, or loosen the one that’s pulling it. If the stitches look open and the seam gapes when you stretch it, the needle thread is too loose. The numbers in a manual are a starting point: the MO-4S manual gives its rolled hem as needle 3–5, upper looper 4–6 and lower looper 6–8 at a stitch length of 1.5–2.0 mm, and then says the tensions may need adjusting for the fabric and thread.</w:t>
       </w:r>
     </w:p>
     <w:bookmarkEnd w:id="25"/>
@@ -509,7 +509,7 @@
         <w:t xml:space="preserve"> </w:t>
       </w:r>
       <w:r>
-        <w:t xml:space="preserve">in the UK) in the loopers fills the gaps between stitches, because it fluffs up after it leaves the looper; it usually wants a little less looper tension, and YLI, who make it, call it a looper thread and keep ordinary thread in the needles. Each looper covers one face of the edge, the upper looper the side facing up as you sew and the lower looper the underside, so woolly nylon in one looper fills the gaps on one face only. YLI’s advice for garment seams is to keep it to one looper, since both together add bulk, and that’s the right call when the fabric is only whiskering on the face you can see: sew with that face up and put the woolly nylon in the upper looper. A thick loose weave such as bouclé or tweed sheds along the whole thickness of the cut edge, and the extra bulk from a second looper sits in an allowance that’s already thick, so there both loopers is the better trade. On a thin fabric that sheds, a second looper of woolly nylon shows through when the allowance is pressed, so keep to one looper and get the rest of the cover from a shorter stitch and a wider bite.</w:t>
+        <w:t xml:space="preserve">in the UK) in the loopers fills the gaps between stitches, because it fluffs up after it leaves the looper; it usually wants a little less looper tension, and YLI, who make it, call it a looper thread and keep ordinary thread in the needles. Each looper covers one face of the edge, the upper looper the side facing up as you sew and the lower looper the underside, so woolly nylon in one looper fills the gaps on one face only. YLI’s advice for garment seams is to keep it to one looper, since both together add bulk, and that’s the right call when the fabric is only whiskering on the face you can see: sew with that face up and put the woolly nylon in the upper looper. A thick loose weave such as bouclé or tweed sheds along the whole thickness of the cut edge, and the extra bulk from a second looper sits in an allowance that’s already thick, so there, using both loopers is the better trade. On a thin fabric that sheds, a second looper of woolly nylon shows through when the allowance is pressed, so keep to one looper and get the rest of the cover from a shorter stitch and a wider bite.</w:t>
       </w:r>
     </w:p>
     <w:bookmarkEnd w:id="26"/>
@@ -786,7 +786,7 @@
               <w:jc w:val="left"/>
             </w:pPr>
             <w:r>
-              <w:t xml:space="preserve">2.0–2.5 mm</w:t>
+              <w:t xml:space="preserve">2.0 mm</w:t>
             </w:r>
           </w:p>
         </w:tc>
@@ -910,7 +910,7 @@
               <w:jc w:val="left"/>
             </w:pPr>
             <w:r>
-              <w:t xml:space="preserve">1.0–1.5 mm rolled; 2.0 mm narrow</w:t>
+              <w:t xml:space="preserve">1.0–2.0 mm rolled; 2.0 mm narrow</w:t>
             </w:r>
           </w:p>
         </w:tc>
@@ -1046,7 +1046,7 @@
               <w:jc w:val="left"/>
             </w:pPr>
             <w:r>
-              <w:t xml:space="preserve">Prone to slippage, so seam as described below, and skip fabric softener</w:t>
+              <w:t xml:space="preserve">Prone to slippage, so seam as described below, and skip fabric conditioner</w:t>
             </w:r>
           </w:p>
         </w:tc>
@@ -1057,7 +1057,7 @@
         <w:pStyle w:val="BodyText"/>
       </w:pPr>
       <w:r>
-        <w:t xml:space="preserve">Differential feed stays at 1.0 for all of these. Nudge it up if a loose edge stretches or waves as it feeds, and down if a light fabric puckers.</w:t>
+        <w:t xml:space="preserve">The figures are starting points drawn from the sources at the end, not measurements. Differential feed stays at 1.0 for all of these. Nudge it up if a loose edge stretches or waves as it feeds, and down if a light fabric puckers.</w:t>
       </w:r>
     </w:p>
     <w:bookmarkEnd w:id="27"/>
@@ -1124,7 +1124,7 @@
         <w:pStyle w:val="Compact"/>
       </w:pPr>
       <w:r>
-        <w:t xml:space="preserve">Thread the tail back under the loops. A tapestry needle, a loop turner or a serger seam hook will carry the tail under six to eight stitches on the wrong side. Trim, and on anything that will be washed add a dot of seam sealant.</w:t>
+        <w:t xml:space="preserve">Thread the tail back under the loops. A tapestry needle, a loop turner or an overlocker seam hook will carry the tail under six to eight stitches on the wrong side. Trim, and on anything that will be washed add a dot of seam sealant.</w:t>
       </w:r>
     </w:p>
     <w:p>
@@ -1218,7 +1218,7 @@
         <w:pStyle w:val="FirstParagraph"/>
       </w:pPr>
       <w:r>
-        <w:t xml:space="preserve">A good deal of what decides whether an edge holds up happens away from the needle. Timing is the big one on loose weaves. The fabric sheds a little with every handling, and a piece that has been pinned, tried on, unpinned and stacked for a week has already lost yarns along the edge before it reaches the knife, so overlock the day you cut if you can, and before any fitting. Then there’s the matter of where the allowance goes, because the knife has to cut and every cut eats seam allowance. With a 1.5 cm allowance, set the blade to shave 1–2 mm and you still have room to fit. A 1 cm allowance on a fabric that sheds doesn’t leave that room, so cut the pieces 3 mm wide on the seam edges, or sew the seam first and overlock the allowances together.</w:t>
+        <w:t xml:space="preserve">A good deal of what decides whether an edge holds up happens away from the needle. Timing is the big one on loose weaves. The fabric sheds a little with every handling, and a piece that has been pinned, tried on, unpinned and stacked for a week has already lost yarns along the edge before it reaches the knife, so overlock the day you cut if you can, and before any fitting. Then there’s the matter of where the allowance goes, because the knife has to cut and every cut eats seam allowance. With a 1.5 cm allowance, set the blade to shave 1–2 mm and you still have room to fit. A 1 cm allowance on a fabric that sheds doesn’t leave that room, so cut the pieces 3 mm wider at the seam edges, or sew the seam first and overlock the allowances together.</w:t>
       </w:r>
     </w:p>
     <w:p>
@@ -1280,7 +1280,7 @@
         <w:pStyle w:val="Compact"/>
       </w:pPr>
       <w:r>
-        <w:t xml:space="preserve">Sew the seam on the sewing machine with a straight stitch, four or more to the centimetre, with at least 1 cm of seam allowance and more on anything fitted. A lockstitch spreads the pull along the seam more evenly.</w:t>
+        <w:t xml:space="preserve">Sew the seam on the sewing machine. Use a straight stitch, four or more to the centimetre, with at least 1 cm of seam allowance and more on anything fitted. A lockstitch spreads the pull along the seam more evenly.</w:t>
       </w:r>
     </w:p>
     <w:p>
@@ -1304,7 +1304,7 @@
         <w:pStyle w:val="Compact"/>
       </w:pPr>
       <w:r>
-        <w:t xml:space="preserve">Topstitch the allowance to one side, or press it open and edgestitch both sides, so the seam line isn’t the only thing holding the layers.</w:t>
+        <w:t xml:space="preserve">Topstitch the seam. Sew the allowance to one side, or press it open and edgestitch both sides, so the seam line isn’t the only thing holding the layers.</w:t>
       </w:r>
     </w:p>
     <w:p>
@@ -1316,7 +1316,7 @@
         <w:pStyle w:val="Compact"/>
       </w:pPr>
       <w:r>
-        <w:t xml:space="preserve">Underline the whole piece with silk organza, batiste or a light fusible, which is what tailors do with bouclé.</w:t>
+        <w:t xml:space="preserve">Underline the piece. Silk organza, batiste or a light fusible behind the whole piece is what tailors do with bouclé.</w:t>
       </w:r>
     </w:p>
     <w:p>
@@ -1328,7 +1328,7 @@
         <w:pStyle w:val="Compact"/>
       </w:pPr>
       <w:r>
-        <w:t xml:space="preserve">Give the garment ease, since the strain across a fitted seam is what pulls the yarns out.</w:t>
+        <w:t xml:space="preserve">Give the garment ease. The strain across a fitted seam is what pulls the yarns out.</w:t>
       </w:r>
     </w:p>
     <w:p>
@@ -1336,7 +1336,7 @@
         <w:pStyle w:val="FirstParagraph"/>
       </w:pPr>
       <w:r>
-        <w:t xml:space="preserve">Liquid fabric conditioner lubricates the yarns, and the effect is big enough to measure. A 1999 study at the SGS laboratory washed test seams once with conditioner in the final rinse and then measured how hard they were to open: plain and satin weaves lost close to half their resistance to slippage, jacquard and twill about a third. The fabrics that slip are the ones this matters for, so on a loose or filament-yarn fabric leave the conditioner out of the wash.</w:t>
+        <w:t xml:space="preserve">Liquid fabric conditioner lubricates the yarns, and the effect is big enough to measure. A 1999 study at the SGS laboratory washed test seams with conditioner in the final rinse and then measured how hard they were to open: plain and satin weaves lost close to half their resistance to slippage, and twill about a third. The fabrics that slip are the ones this matters for, so on a loose or filament-yarn fabric leave the conditioner out of the wash.</w:t>
       </w:r>
     </w:p>
     <w:p>
@@ -1426,7 +1426,7 @@
       </w:r>
     </w:p>
     <w:bookmarkEnd w:id="34"/>
-    <w:bookmarkStart w:id="42" w:name="sources"/>
+    <w:bookmarkStart w:id="45" w:name="sources"/>
     <w:p>
       <w:pPr>
         <w:pStyle w:val="Heading2"/>
@@ -1499,7 +1499,7 @@
           <w:rPr>
             <w:rStyle w:val="Hyperlink"/>
           </w:rPr>
-          <w:t xml:space="preserve">Just Style, Seams in Good Condition (1999)</w:t>
+          <w:t xml:space="preserve">Just Style, Seams in Good Condition (1999), the SGS fabric conditioner study; subscription needed for the full text</w:t>
         </w:r>
       </w:hyperlink>
     </w:p>
@@ -1554,8 +1554,59 @@
         </w:r>
       </w:hyperlink>
     </w:p>
-    <w:bookmarkEnd w:id="42"/>
-    <w:bookmarkEnd w:id="43"/>
+    <w:p>
+      <w:pPr>
+        <w:numPr>
+          <w:ilvl w:val="0"/>
+          <w:numId w:val="1004"/>
+        </w:numPr>
+        <w:pStyle w:val="Compact"/>
+      </w:pPr>
+      <w:hyperlink r:id="rId42">
+        <w:r>
+          <w:rPr>
+            <w:rStyle w:val="Hyperlink"/>
+          </w:rPr>
+          <w:t xml:space="preserve">ISO 4915:1991, Textiles – Stitch types – Classification and terminology</w:t>
+        </w:r>
+      </w:hyperlink>
+    </w:p>
+    <w:p>
+      <w:pPr>
+        <w:numPr>
+          <w:ilvl w:val="0"/>
+          <w:numId w:val="1004"/>
+        </w:numPr>
+        <w:pStyle w:val="Compact"/>
+      </w:pPr>
+      <w:hyperlink r:id="rId43">
+        <w:r>
+          <w:rPr>
+            <w:rStyle w:val="Hyperlink"/>
+          </w:rPr>
+          <w:t xml:space="preserve">ISO 13936-1:2004, Textiles – Determination of the slippage resistance of yarns at a seam in woven fabrics – Part 1: Fixed seam opening method</w:t>
+        </w:r>
+      </w:hyperlink>
+    </w:p>
+    <w:p>
+      <w:pPr>
+        <w:numPr>
+          <w:ilvl w:val="0"/>
+          <w:numId w:val="1004"/>
+        </w:numPr>
+        <w:pStyle w:val="Compact"/>
+      </w:pPr>
+      <w:hyperlink r:id="rId44">
+        <w:r>
+          <w:rPr>
+            <w:rStyle w:val="Hyperlink"/>
+          </w:rPr>
+          <w:t xml:space="preserve">ASTM D1683/D1683M-22, Standard Test Method for Failure in Sewn Seams of Woven Fabrics</w:t>
+        </w:r>
+      </w:hyperlink>
+    </w:p>
+    <w:bookmarkEnd w:id="45"/>
+    <w:bookmarkEnd w:id="46"/>
     <w:sectPr/>
   </w:body>
 </w:document>
